--- a/res/synthetic_fascicoli/fascicoli/fascicolo_sintetico_016/sentenza.docx
+++ b/res/synthetic_fascicoli/fascicoli/fascicolo_sintetico_016/sentenza.docx
@@ -338,7 +338,7 @@
               <w:rStyle w:val="PlaceholderText"/>
               <w:lang w:val="en-US"/>
             </w:rPr>
-            <w:t>969/2025</w:t>
+            <w:t>938/2025</w:t>
           </w:r>
         </w:sdtContent>
       </w:sdt>
@@ -400,7 +400,7 @@
               <w:rStyle w:val="PlaceholderText"/>
               <w:lang w:val="en-US"/>
             </w:rPr>
-            <w:t>Matteo Gallo-Silva</w:t>
+            <w:t>Carlos Nunes-Rodrigues-Souza</w:t>
           </w:r>
         </w:sdtContent>
       </w:sdt>
@@ -444,7 +444,7 @@
               <w:rStyle w:val="PlaceholderText"/>
               <w:lang w:val="en-US"/>
             </w:rPr>
-            <w:t>Francesca Leoni</w:t>
+            <w:t>Mateus Rodrigues, Jose Nunes</w:t>
           </w:r>
         </w:sdtContent>
       </w:sdt>
@@ -588,7 +588,7 @@
               <w:rStyle w:val="PlaceholderText"/>
               <w:lang w:val="en-US"/>
             </w:rPr>
-            <w:t>Francesca Leoni, Marco Moretti</w:t>
+            <w:t/>
           </w:r>
         </w:p>
       </w:sdtContent>
@@ -624,7 +624,7 @@
               <w:rStyle w:val="PlaceholderText"/>
               <w:lang w:val="en-US"/>
             </w:rPr>
-            <w:t>con il patrocinio dell'Avv.</w:t>
+            <w:t/>
           </w:r>
         </w:p>
       </w:sdtContent>
@@ -805,7 +805,7 @@
             <w:rPr>
               <w:rStyle w:val="PlaceholderText"/>
             </w:rPr>
-            <w:t>26-05-2024</w:t>
+            <w:t>19-11-2025</w:t>
           </w:r>
         </w:sdtContent>
       </w:sdt>
@@ -866,7 +866,7 @@
               <w:rStyle w:val="PlaceholderText"/>
               <w:lang w:val="en-US"/>
             </w:rPr>
-            <w:t>1.1.1. In data 09-06-2025, Francesca Leoni è intervenuto volontariamente in giudizio, in qualità di discendente dal medesimo avo.[ 1.1.1. In data 01-02-2024, Marco Moretti è intervenuto volontariamente in giudizio, in qualità di discendente dal medesimo avo.[</w:t>
+            <w:t/>
           </w:r>
         </w:p>
       </w:sdtContent>
@@ -909,7 +909,7 @@
               <w:rStyle w:val="PlaceholderText"/>
               <w:lang w:val="en-US"/>
             </w:rPr>
-            <w:t>Il Ministero dell'Interno, tramite l'Avvocatura Distrettuale dello Stato di Brescia, si è costituito in giudizio il 09-03-2024.</w:t>
+            <w:t>Il Ministero dell'Interno, tramite l'Avvocatura Distrettuale dello Stato di Brescia, si è costituito in giudizio il 26-05-2024.</w:t>
           </w:r>
         </w:sdtContent>
       </w:sdt>
@@ -950,7 +950,7 @@
             <w:rPr>
               <w:rStyle w:val="PlaceholderText"/>
             </w:rPr>
-            <w:t>SI</w:t>
+            <w:t>NO</w:t>
           </w:r>
         </w:sdtContent>
       </w:sdt>
@@ -1034,7 +1034,7 @@
             <w:rPr>
               <w:rStyle w:val="PlaceholderText"/>
             </w:rPr>
-            <w:t>Chiara Maria Costa</w:t>
+            <w:t>Jose Paulo Santos</w:t>
           </w:r>
         </w:sdtContent>
       </w:sdt>
@@ -1149,7 +1149,7 @@
               <w:rStyle w:val="PlaceholderText"/>
               <w:lang w:val="en-US"/>
             </w:rPr>
-            <w:t>03-06-1941</w:t>
+            <w:t>19-12-1954</w:t>
           </w:r>
         </w:sdtContent>
       </w:sdt>
@@ -1368,7 +1368,7 @@
               <w:rStyle w:val="PlaceholderText"/>
               <w:lang w:val="en-US"/>
             </w:rPr>
-            <w:t>Linea di discendenza allegata: Chiara Maria Costa -&gt; Chiara Joao Costa -&gt; Sara Marini -&gt; Matteo Gallo</w:t>
+            <w:t>Jose Paulo Santos -&gt; Mateus Lima -&gt; Joao Rodrigues -&gt; Carlos Nunes-Rodrigues</w:t>
           </w:r>
         </w:sdtContent>
       </w:sdt>
@@ -1419,7 +1419,7 @@
               <w:rStyle w:val="PlaceholderText"/>
               <w:lang w:val="en-US"/>
             </w:rPr>
-            <w:t>2.1. Il terzo intervenuto ha rivendicato di essere discendente dallo stesso avo.</w:t>
+            <w:t/>
           </w:r>
         </w:p>
       </w:sdtContent>
@@ -2513,7 +2513,7 @@
               <w:rStyle w:val="PlaceholderText"/>
               <w:lang w:val="en-US"/>
             </w:rPr>
-            <w:t>Quest'ultima norma non si applica dunque al presente ricorso, iscritto a ruolo prima del 27.3.25.</w:t>
+            <w:t/>
           </w:r>
         </w:p>
       </w:sdtContent>
@@ -2941,7 +2941,7 @@
               <w:rFonts w:ascii="Garamond" w:hAnsi="Garamond"/>
               <w:bCs/>
             </w:rPr>
-            <w:t>4.1. La domanda del terzo intervenuto è inammissibile. L'art. 105 co. 1 c.p.c., infatti, consente l'intervento volontario «in un processo tra altre persone per far valere, in confronto di tutte le parti o di alcune di esse, un diritto relativo all'oggetto o dipendente dal titolo dedotto nel processo medesimo». Nel caso concreto, invece, il terzo ha chiesto di accertare un autonomo diritto allo status di cittadino, non connesso oggettivamente né dipendente da quello dei ricorrenti (cui è accomunato soltanto dall'avo).</w:t>
+            <w:t/>
           </w:r>
           <w:proofErr w:type="spellStart"/>
           <w:proofErr w:type="spellEnd"/>
@@ -3145,7 +3145,7 @@
               <w:rFonts w:ascii="Garamond" w:hAnsi="Garamond"/>
               <w:bCs/>
             </w:rPr>
-            <w:t>Questo vale anche nei confronti delle parti le cui domande sono state dichiarate inammissibili o improcedibili (viste la serialità della questione per l'Avvocatura dello Stato e la natura prettamente formale della sua costituzione).</w:t>
+            <w:t/>
           </w:r>
         </w:p>
       </w:sdtContent>
@@ -3247,7 +3247,7 @@
               <w:rStyle w:val="PlaceholderText"/>
               <w:lang w:val="en-US"/>
             </w:rPr>
-            <w:t>Matteo Gallo-Silva, nato/a a  il </w:t>
+            <w:t>Carlos Nunes-Rodrigues-Souza, nato/a a Curitiba il 08-01-1988</w:t>
           </w:r>
         </w:p>
       </w:sdtContent>
@@ -3361,7 +3361,7 @@
               <w:rStyle w:val="PlaceholderText"/>
               <w:lang w:val="en-US"/>
             </w:rPr>
-            <w:t>dichiara inammissibile la domanda presentata da Francesca Leoni, Marco Moretti;</w:t>
+            <w:t/>
           </w:r>
         </w:p>
       </w:sdtContent>
